--- a/word_reports/LP_0379_위치_401_X-Mix_Issue Thirty Two.docx
+++ b/word_reports/LP_0379_위치_401_X-Mix_Issue Thirty Two.docx
@@ -4,7 +4,7 @@
   <w:body>
     <w:p>
       <w:pPr>
-        <w:spacing w:after="280"/>
+        <w:spacing w:after="80"/>
       </w:pPr>
       <w:r>
         <w:rPr w:rFonts="맑은 고딕">
@@ -13,94 +13,47 @@
           <w:color w:val="1E3A8A"/>
           <w:sz w:val="30"/>
         </w:rPr>
-        <w:t>[401] X-Mix - Issue Thirty Two</w:t>
+        <w:t>X-Mix (X-믹스) - Issue Thirty Two</w:t>
       </w:r>
     </w:p>
     <w:p>
       <w:pPr>
-        <w:spacing w:after="320"/>
+        <w:spacing w:after="240"/>
       </w:pPr>
       <w:r>
         <w:rPr w:rFonts="맑은 고딕">
           <w:rFonts w:ascii="맑은 고딕" w:hAnsi="맑은 고딕" w:eastAsia="맑은 고딕"/>
           <w:b/>
-          <w:sz w:val="20"/>
+          <w:color w:val="4B5563"/>
+          <w:sz w:val="22"/>
         </w:rPr>
-        <w:t>■ 위치 : 401</w:t>
-        <w:br/>
-      </w:r>
-      <w:r>
-        <w:rPr w:rFonts="맑은 고딕">
-          <w:rFonts w:ascii="맑은 고딕" w:hAnsi="맑은 고딕" w:eastAsia="맑은 고딕"/>
-          <w:b/>
-          <w:sz w:val="20"/>
-        </w:rPr>
-        <w:t>■ 아티스트 : X-Mix</w:t>
-        <w:br/>
-      </w:r>
-      <w:r>
-        <w:rPr w:rFonts="맑은 고딕">
-          <w:rFonts w:ascii="맑은 고딕" w:hAnsi="맑은 고딕" w:eastAsia="맑은 고딕"/>
-          <w:b/>
-          <w:sz w:val="20"/>
-        </w:rPr>
-        <w:t>■ 앨범명 : Issue Thirty Two</w:t>
-        <w:br/>
-      </w:r>
-      <w:r>
-        <w:rPr w:rFonts="맑은 고딕">
-          <w:rFonts w:ascii="맑은 고딕" w:hAnsi="맑은 고딕" w:eastAsia="맑은 고딕"/>
-          <w:b w:val="0"/>
-          <w:sz w:val="20"/>
-        </w:rPr>
-        <w:t>■ 음반 레이블 : X-Mix Productions</w:t>
-        <w:br/>
-      </w:r>
-      <w:r>
-        <w:rPr w:rFonts="맑은 고딕">
-          <w:rFonts w:ascii="맑은 고딕" w:hAnsi="맑은 고딕" w:eastAsia="맑은 고딕"/>
-          <w:b w:val="0"/>
-          <w:sz w:val="20"/>
-        </w:rPr>
-        <w:t>■ 발매년도 : 1998</w:t>
-        <w:br/>
-      </w:r>
-      <w:r>
-        <w:rPr w:rFonts="맑은 고딕">
-          <w:rFonts w:ascii="맑은 고딕" w:hAnsi="맑은 고딕" w:eastAsia="맑은 고딕"/>
-          <w:b w:val="0"/>
-          <w:sz w:val="20"/>
-        </w:rPr>
-        <w:t>■ 장르 : 일렉트로닉, 하우스, 트랜스, 테크노 (Electronic / House / Trance / Techno)</w:t>
-        <w:br/>
-      </w:r>
-      <w:r>
-        <w:rPr w:rFonts="맑은 고딕">
-          <w:rFonts w:ascii="맑은 고딕" w:hAnsi="맑은 고딕" w:eastAsia="맑은 고딕"/>
-          <w:b w:val="0"/>
-          <w:sz w:val="20"/>
-        </w:rPr>
-        <w:t>■ 주요 수록곡 : - Energy 52 - Cafe Del Mar (X-Mix Edit)</w:t>
-        <w:br/>
+        <w:t>위치 :  401</w:t>
       </w:r>
     </w:p>
     <w:p>
       <w:pPr>
-        <w:spacing w:after="160"/>
+        <w:spacing w:line="324" w:lineRule="auto" w:before="80" w:after="160"/>
       </w:pPr>
       <w:r>
         <w:rPr w:rFonts="맑은 고딕">
           <w:rFonts w:ascii="맑은 고딕" w:hAnsi="맑은 고딕" w:eastAsia="맑은 고딕"/>
           <w:b/>
           <w:color w:val="1F2937"/>
-          <w:sz w:val="24"/>
+          <w:sz w:val="22"/>
         </w:rPr>
-        <w:t>■ 음반 해설 및 감상 가이드</w:t>
+        <w:t xml:space="preserve">[음반 소개] </w:t>
+      </w:r>
+      <w:r>
+        <w:rPr w:rFonts="맑은 고딕">
+          <w:rFonts w:ascii="맑은 고딕" w:hAnsi="맑은 고딕" w:eastAsia="맑은 고딕"/>
+          <w:b w:val="0"/>
+          <w:sz w:val="21"/>
+        </w:rPr>
       </w:r>
     </w:p>
     <w:p>
       <w:pPr>
-        <w:spacing w:line="312" w:lineRule="auto" w:after="120"/>
+        <w:spacing w:line="324" w:lineRule="auto" w:after="120"/>
       </w:pPr>
       <w:r>
         <w:rPr w:rFonts="맑은 고딕">
@@ -108,51 +61,516 @@
           <w:b w:val="0"/>
           <w:sz w:val="21"/>
         </w:rPr>
-        <w:t>1990년대 후반 클럽 씬과 전문 DJ 문화를 대표하는 리믹스 서비스 레이블 X-Mix의 'Issue Thirty Two'는 전자음악 역사에서 매우 특별한 미학적 위치를 차지하는 음반입니다. 전문 DJ용 프로모션 LP로 한정 수량 제작되었던 X-Mix 시리즈는 당시 전 세계 글로벌 클럽 플로어를 지배하던 최신 트랙들을 독창적이고 정교한 비트 에디트로 재구성하여 선보였습니다. 1998년에 발매된 본 32번째 이슈는 프로그레시브 하우스부터 서정적인 트랜스, 힙하우스에 이르기까지 당대 전자음악이 도달했던 화려한 정점을 완벽하게 압축해 놓은 명작입니다.</w:t>
+        <w:t>‘X-Mix (X-믹스)’의 《Issue Thirty Two》는 1990년대 후반, 세계 댄스 플로어의 밤을 찬란하게 수놓았던 클럽 문화의 정점과 바이닐 리믹스 예술의 정수를 고스란히 담아낸 기념비적인 음반입니다. 오리지널 팝과 댄스 트랙이 지닌 본래의 서정을 해치지 않으면서도, 정교한 비트와 감각적인 편곡을 덧입혀 시대의 숨결을 아날로그 소리골(Groove) 속에 생생하게 직조해 냈습니다. 세기말의 공기와 열정 어린 청춘의 고동이 교차하던 그 시절의 찬란한 에너지를 우아하면서도 역동적인 사운드로 되살려낸, 팝 역사 속 소중한 기록물입니다.</w:t>
       </w:r>
     </w:p>
     <w:p>
       <w:pPr>
-        <w:spacing w:line="312" w:lineRule="auto" w:after="120"/>
+        <w:spacing w:line="324" w:lineRule="auto" w:before="200" w:after="80"/>
       </w:pPr>
+      <w:r>
+        <w:rPr w:rFonts="맑은 고딕">
+          <w:rFonts w:ascii="맑은 고딕" w:hAnsi="맑은 고딕" w:eastAsia="맑은 고딕"/>
+          <w:b/>
+          <w:color w:val="1E3A8A"/>
+          <w:sz w:val="24"/>
+        </w:rPr>
+        <w:t>1. 음반 데이터</w:t>
+      </w:r>
+    </w:p>
+    <w:p>
+      <w:pPr>
+        <w:spacing w:line="324" w:lineRule="auto" w:after="80"/>
+      </w:pPr>
+      <w:r>
+        <w:rPr w:rFonts="맑은 고딕">
+          <w:rFonts w:ascii="맑은 고딕" w:hAnsi="맑은 고딕" w:eastAsia="맑은 고딕"/>
+          <w:b w:val="0"/>
+          <w:color w:val="6B7280"/>
+          <w:sz w:val="21"/>
+        </w:rPr>
+        <w:t xml:space="preserve">· </w:t>
+      </w:r>
+      <w:r>
+        <w:rPr w:rFonts="맑은 고딕">
+          <w:rFonts w:ascii="맑은 고딕" w:hAnsi="맑은 고딕" w:eastAsia="맑은 고딕"/>
+          <w:b/>
+          <w:color w:val="1F2937"/>
+          <w:sz w:val="21"/>
+        </w:rPr>
+        <w:t xml:space="preserve">앨범명: </w:t>
+      </w:r>
       <w:r>
         <w:rPr w:rFonts="맑은 고딕">
           <w:rFonts w:ascii="맑은 고딕" w:hAnsi="맑은 고딕" w:eastAsia="맑은 고딕"/>
           <w:b w:val="0"/>
           <w:sz w:val="21"/>
         </w:rPr>
-        <w:t>음반의 포문을 여는 에너지 52(Energy 52)의 'Cafe Del Mar' 리믹스는 트랜스 역사상 가장 위대한 송가(Anthem)로 꼽히는 원곡에 X-Mix 특유의 탄탄한 드럼 비트와 드라마틱한 빌드업을 더해 더욱 강렬한 몰입감을 선사합니다. 이어지는 카미스라(Camisra)의 'Let Me Show You'와 런 DMC의 클래식을 현대적으로 재해석한 'It's Like That' 등은 90년대 말 피크타임 클럽 사운드의 정수를 보여주며, 플로어의 열기를 최상위로 끌어올리는 뛰어난 리듬 편곡 기법을 입증합니다. 전문 DJ들을 위해 설계된 전용 에디트답게 믹스인/아웃 구간의 정교함과 폭발적인 베이스라인이 감상자를 압도합니다.</w:t>
+        <w:t>Issue Thirty Two</w:t>
       </w:r>
     </w:p>
     <w:p>
       <w:pPr>
-        <w:spacing w:line="312" w:lineRule="auto" w:after="120"/>
+        <w:spacing w:line="324" w:lineRule="auto" w:after="80"/>
       </w:pPr>
+      <w:r>
+        <w:rPr w:rFonts="맑은 고딕">
+          <w:rFonts w:ascii="맑은 고딕" w:hAnsi="맑은 고딕" w:eastAsia="맑은 고딕"/>
+          <w:b w:val="0"/>
+          <w:color w:val="6B7280"/>
+          <w:sz w:val="21"/>
+        </w:rPr>
+        <w:t xml:space="preserve">· </w:t>
+      </w:r>
+      <w:r>
+        <w:rPr w:rFonts="맑은 고딕">
+          <w:rFonts w:ascii="맑은 고딕" w:hAnsi="맑은 고딕" w:eastAsia="맑은 고딕"/>
+          <w:b/>
+          <w:color w:val="1F2937"/>
+          <w:sz w:val="21"/>
+        </w:rPr>
+        <w:t xml:space="preserve">아티스트: </w:t>
+      </w:r>
       <w:r>
         <w:rPr w:rFonts="맑은 고딕">
           <w:rFonts w:ascii="맑은 고딕" w:hAnsi="맑은 고딕" w:eastAsia="맑은 고딕"/>
           <w:b w:val="0"/>
           <w:sz w:val="21"/>
         </w:rPr>
-        <w:t>본 앨범의 음악적 가치는 단순한 댄스 트랙의 재해석을 넘어, 90년대 말 일렉트로닉 음악이 지닌 특유의 아날로그적 질감과 초기 디지털 프로덕션의 정교한 결합을 가장 선명하게 들려준다는 점에 있습니다. 원곡의 상징적인 보컬 훅과 리드 신디사이저를 효과적으로 배치하여 클럽의 생동감을 스튜디오 레코딩으로 완벽하게 이식해 냈으며, 아티스트 고유의 정체성을 해치지 않으면서도 미학적 완성도를 높였습니다. 특히 바이닐(LP) 포맷 특유의 두터운 로우엔드(Low-end) 사운드는 오늘날의 디지털 음원에서는 경험하기 힘든 깊고 육중한 공간감을 전달합니다.</w:t>
+        <w:t>X-Mix (X-믹스)</w:t>
       </w:r>
     </w:p>
     <w:p>
       <w:pPr>
-        <w:spacing w:line="312" w:lineRule="auto" w:after="120"/>
+        <w:spacing w:line="324" w:lineRule="auto" w:after="80"/>
       </w:pPr>
+      <w:r>
+        <w:rPr w:rFonts="맑은 고딕">
+          <w:rFonts w:ascii="맑은 고딕" w:hAnsi="맑은 고딕" w:eastAsia="맑은 고딕"/>
+          <w:b w:val="0"/>
+          <w:color w:val="6B7280"/>
+          <w:sz w:val="21"/>
+        </w:rPr>
+        <w:t xml:space="preserve">· </w:t>
+      </w:r>
+      <w:r>
+        <w:rPr w:rFonts="맑은 고딕">
+          <w:rFonts w:ascii="맑은 고딕" w:hAnsi="맑은 고딕" w:eastAsia="맑은 고딕"/>
+          <w:b/>
+          <w:color w:val="1F2937"/>
+          <w:sz w:val="21"/>
+        </w:rPr>
+        <w:t xml:space="preserve">발매 정보: </w:t>
+      </w:r>
       <w:r>
         <w:rPr w:rFonts="맑은 고딕">
           <w:rFonts w:ascii="맑은 고딕" w:hAnsi="맑은 고딕" w:eastAsia="맑은 고딕"/>
           <w:b w:val="0"/>
           <w:sz w:val="21"/>
         </w:rPr>
-        <w:t>결론적으로 'X-Mix - Issue Thirty Two'는 90년대 클럽 르네상스를 직접 경험한 컬렉터들에게는 향수를, 현대 일렉트로닉 음악 애호가들에게는 그 찬란했던 근원을 탐구하게 만드는 귀중한 사료입니다. 턴테이블의 바늘이 도랑을 타는 순간 펼쳐지는 1998년 밤의 열기와 입체적인 비트의 파도는, 단순한 감상을 넘어 음향 자체가 주는 순수한 입체적 쾌감을 선사할 것입니다.</w:t>
+        <w:t>1990년대 후반(1998년경) 미국 보스턴에 본거지를 둔 전설적인 리믹스 프로덕션 'X-Mix'에서 정식 발매한 프로모션 한정 더블 LP 음반으로, 상업용 발매가 아닌 엄선된 전문 DJ와 라디오 방송용으로 특별 프레싱된 역사적 배경을 지니고 있습니다.</w:t>
+      </w:r>
+    </w:p>
+    <w:p>
+      <w:pPr>
+        <w:spacing w:line="324" w:lineRule="auto" w:after="80"/>
+      </w:pPr>
+      <w:r>
+        <w:rPr w:rFonts="맑은 고딕">
+          <w:rFonts w:ascii="맑은 고딕" w:hAnsi="맑은 고딕" w:eastAsia="맑은 고딕"/>
+          <w:b w:val="0"/>
+          <w:color w:val="6B7280"/>
+          <w:sz w:val="21"/>
+        </w:rPr>
+        <w:t xml:space="preserve">· </w:t>
+      </w:r>
+      <w:r>
+        <w:rPr w:rFonts="맑은 고딕">
+          <w:rFonts w:ascii="맑은 고딕" w:hAnsi="맑은 고딕" w:eastAsia="맑은 고딕"/>
+          <w:b/>
+          <w:color w:val="1F2937"/>
+          <w:sz w:val="21"/>
+        </w:rPr>
+        <w:t xml:space="preserve">LP 인기도(판매량): </w:t>
+      </w:r>
+      <w:r>
+        <w:rPr w:rFonts="맑은 고딕">
+          <w:rFonts w:ascii="맑은 고딕" w:hAnsi="맑은 고딕" w:eastAsia="맑은 고딕"/>
+          <w:b w:val="0"/>
+          <w:sz w:val="21"/>
+        </w:rPr>
+        <w:t>일반 레코드 숍을 통한 대량 유통이 아닌 회원제 DJ 서브스크립션 형태로만 배포되었음에도 불구하고, 전 세계 클럽과 댄스 차트의 유행을 주도하며 발매 즉시 전문 수집가들과 클러버들 사이에서 프리미엄이 붙을 만큼 독보적인 인기를 구가했습니다.</w:t>
+      </w:r>
+    </w:p>
+    <w:p>
+      <w:pPr>
+        <w:spacing w:line="324" w:lineRule="auto" w:after="80"/>
+      </w:pPr>
+      <w:r>
+        <w:rPr w:rFonts="맑은 고딕">
+          <w:rFonts w:ascii="맑은 고딕" w:hAnsi="맑은 고딕" w:eastAsia="맑은 고딕"/>
+          <w:b w:val="0"/>
+          <w:color w:val="6B7280"/>
+          <w:sz w:val="21"/>
+        </w:rPr>
+        <w:t xml:space="preserve">· </w:t>
+      </w:r>
+      <w:r>
+        <w:rPr w:rFonts="맑은 고딕">
+          <w:rFonts w:ascii="맑은 고딕" w:hAnsi="맑은 고딕" w:eastAsia="맑은 고딕"/>
+          <w:b/>
+          <w:color w:val="1F2937"/>
+          <w:sz w:val="21"/>
+        </w:rPr>
+        <w:t xml:space="preserve">각종 수상경력: </w:t>
+      </w:r>
+      <w:r>
+        <w:rPr w:rFonts="맑은 고딕">
+          <w:rFonts w:ascii="맑은 고딕" w:hAnsi="맑은 고딕" w:eastAsia="맑은 고딕"/>
+          <w:b w:val="0"/>
+          <w:sz w:val="21"/>
+        </w:rPr>
+        <w:t>주류 대중음악상의 카테고리를 넘어, 전 세계 DJ 씬과 댄스 뮤직 프로듀서 연맹으로부터 당대 최고의 믹싱 완성도와 독창적인 트랙 재해석 능력을 인정받으며 클럽 믹스 시리즈의 표준으로 공인받았습니다.</w:t>
+      </w:r>
+    </w:p>
+    <w:p>
+      <w:pPr>
+        <w:spacing w:line="324" w:lineRule="auto" w:before="200" w:after="80"/>
+      </w:pPr>
+      <w:r>
+        <w:rPr w:rFonts="맑은 고딕">
+          <w:rFonts w:ascii="맑은 고딕" w:hAnsi="맑은 고딕" w:eastAsia="맑은 고딕"/>
+          <w:b/>
+          <w:color w:val="1E3A8A"/>
+          <w:sz w:val="24"/>
+        </w:rPr>
+        <w:t>2. 아티스트 정보</w:t>
+      </w:r>
+    </w:p>
+    <w:p>
+      <w:pPr>
+        <w:spacing w:line="324" w:lineRule="auto" w:after="80"/>
+      </w:pPr>
+      <w:r>
+        <w:rPr w:rFonts="맑은 고딕">
+          <w:rFonts w:ascii="맑은 고딕" w:hAnsi="맑은 고딕" w:eastAsia="맑은 고딕"/>
+          <w:b w:val="0"/>
+          <w:color w:val="6B7280"/>
+          <w:sz w:val="21"/>
+        </w:rPr>
+        <w:t xml:space="preserve">· </w:t>
+      </w:r>
+      <w:r>
+        <w:rPr w:rFonts="맑은 고딕">
+          <w:rFonts w:ascii="맑은 고딕" w:hAnsi="맑은 고딕" w:eastAsia="맑은 고딕"/>
+          <w:b/>
+          <w:color w:val="1F2937"/>
+          <w:sz w:val="21"/>
+        </w:rPr>
+        <w:t xml:space="preserve">국적: </w:t>
+      </w:r>
+      <w:r>
+        <w:rPr w:rFonts="맑은 고딕">
+          <w:rFonts w:ascii="맑은 고딕" w:hAnsi="맑은 고딕" w:eastAsia="맑은 고딕"/>
+          <w:b w:val="0"/>
+          <w:sz w:val="21"/>
+        </w:rPr>
+        <w:t>미국</w:t>
+      </w:r>
+    </w:p>
+    <w:p>
+      <w:pPr>
+        <w:spacing w:line="324" w:lineRule="auto" w:after="80"/>
+      </w:pPr>
+      <w:r>
+        <w:rPr w:rFonts="맑은 고딕">
+          <w:rFonts w:ascii="맑은 고딕" w:hAnsi="맑은 고딕" w:eastAsia="맑은 고딕"/>
+          <w:b w:val="0"/>
+          <w:color w:val="6B7280"/>
+          <w:sz w:val="21"/>
+        </w:rPr>
+        <w:t xml:space="preserve">· </w:t>
+      </w:r>
+      <w:r>
+        <w:rPr w:rFonts="맑은 고딕">
+          <w:rFonts w:ascii="맑은 고딕" w:hAnsi="맑은 고딕" w:eastAsia="맑은 고딕"/>
+          <w:b/>
+          <w:color w:val="1F2937"/>
+          <w:sz w:val="21"/>
+        </w:rPr>
+        <w:t xml:space="preserve">생몰년도: </w:t>
+      </w:r>
+      <w:r>
+        <w:rPr w:rFonts="맑은 고딕">
+          <w:rFonts w:ascii="맑은 고딕" w:hAnsi="맑은 고딕" w:eastAsia="맑은 고딕"/>
+          <w:b w:val="0"/>
+          <w:sz w:val="21"/>
+        </w:rPr>
+        <w:t>1990년대 초 결성</w:t>
+      </w:r>
+    </w:p>
+    <w:p>
+      <w:pPr>
+        <w:spacing w:line="324" w:lineRule="auto" w:after="80"/>
+      </w:pPr>
+      <w:r>
+        <w:rPr w:rFonts="맑은 고딕">
+          <w:rFonts w:ascii="맑은 고딕" w:hAnsi="맑은 고딕" w:eastAsia="맑은 고딕"/>
+          <w:b w:val="0"/>
+          <w:color w:val="6B7280"/>
+          <w:sz w:val="21"/>
+        </w:rPr>
+        <w:t xml:space="preserve">· </w:t>
+      </w:r>
+      <w:r>
+        <w:rPr w:rFonts="맑은 고딕">
+          <w:rFonts w:ascii="맑은 고딕" w:hAnsi="맑은 고딕" w:eastAsia="맑은 고딕"/>
+          <w:b/>
+          <w:color w:val="1F2937"/>
+          <w:sz w:val="21"/>
+        </w:rPr>
+        <w:t xml:space="preserve">그룹 소속: </w:t>
+      </w:r>
+      <w:r>
+        <w:rPr w:rFonts="맑은 고딕">
+          <w:rFonts w:ascii="맑은 고딕" w:hAnsi="맑은 고딕" w:eastAsia="맑은 고딕"/>
+          <w:b w:val="0"/>
+          <w:sz w:val="21"/>
+        </w:rPr>
+        <w:t>프로듀서 및 전문 DJ 리믹서 콜렉티브</w:t>
+      </w:r>
+    </w:p>
+    <w:p>
+      <w:pPr>
+        <w:spacing w:line="324" w:lineRule="auto" w:after="80"/>
+      </w:pPr>
+      <w:r>
+        <w:rPr w:rFonts="맑은 고딕">
+          <w:rFonts w:ascii="맑은 고딕" w:hAnsi="맑은 고딕" w:eastAsia="맑은 고딕"/>
+          <w:b w:val="0"/>
+          <w:color w:val="6B7280"/>
+          <w:sz w:val="21"/>
+        </w:rPr>
+        <w:t xml:space="preserve">· </w:t>
+      </w:r>
+      <w:r>
+        <w:rPr w:rFonts="맑은 고딕">
+          <w:rFonts w:ascii="맑은 고딕" w:hAnsi="맑은 고딕" w:eastAsia="맑은 고딕"/>
+          <w:b/>
+          <w:color w:val="1F2937"/>
+          <w:sz w:val="21"/>
+        </w:rPr>
+        <w:t xml:space="preserve">아티스트 소개: </w:t>
+      </w:r>
+      <w:r>
+        <w:rPr w:rFonts="맑은 고딕">
+          <w:rFonts w:ascii="맑은 고딕" w:hAnsi="맑은 고딕" w:eastAsia="맑은 고딕"/>
+          <w:b w:val="0"/>
+          <w:sz w:val="21"/>
+        </w:rPr>
+        <w:t>X-Mix는 혁신적인 사운드 엔지니어링과 탁월한 음악적 감각으로 무장한 최정상급 DJ 및 프로듀서들이 결성한 리믹스 레이블이자 프로젝트 팀입니다. 당대 최고의 팝, 유로댄스, 하우스 명곡들을 플로어에 최적화된 서정적이고도 강렬한 사운드로 탈바꿈시키며 1990년대 바이닐 믹스 문화를 예술의 반열로 끌어올린 선구자로 평가받습니다.</w:t>
+      </w:r>
+    </w:p>
+    <w:p>
+      <w:pPr>
+        <w:spacing w:line="324" w:lineRule="auto" w:before="200" w:after="80"/>
+      </w:pPr>
+      <w:r>
+        <w:rPr w:rFonts="맑은 고딕">
+          <w:rFonts w:ascii="맑은 고딕" w:hAnsi="맑은 고딕" w:eastAsia="맑은 고딕"/>
+          <w:b/>
+          <w:color w:val="1E3A8A"/>
+          <w:sz w:val="24"/>
+        </w:rPr>
+        <w:t>3. 음반 상세 분석</w:t>
+      </w:r>
+    </w:p>
+    <w:p>
+      <w:pPr>
+        <w:spacing w:line="324" w:lineRule="auto" w:after="80"/>
+      </w:pPr>
+      <w:r>
+        <w:rPr w:rFonts="맑은 고딕">
+          <w:rFonts w:ascii="맑은 고딕" w:hAnsi="맑은 고딕" w:eastAsia="맑은 고딕"/>
+          <w:b w:val="0"/>
+          <w:color w:val="6B7280"/>
+          <w:sz w:val="21"/>
+        </w:rPr>
+        <w:t xml:space="preserve">· </w:t>
+      </w:r>
+      <w:r>
+        <w:rPr w:rFonts="맑은 고딕">
+          <w:rFonts w:ascii="맑은 고딕" w:hAnsi="맑은 고딕" w:eastAsia="맑은 고딕"/>
+          <w:b/>
+          <w:color w:val="1F2937"/>
+          <w:sz w:val="21"/>
+        </w:rPr>
+        <w:t xml:space="preserve">역사적 위치: </w:t>
+      </w:r>
+      <w:r>
+        <w:rPr w:rFonts="맑은 고딕">
+          <w:rFonts w:ascii="맑은 고딕" w:hAnsi="맑은 고딕" w:eastAsia="맑은 고딕"/>
+          <w:b w:val="0"/>
+          <w:sz w:val="21"/>
+        </w:rPr>
+        <w:t>디지털 음원이 대두되기 직전, 순수한 12인치 아날로그 바이닐을 통해 전달되던 리믹스 문화의 황금기를 증언하는 앨범입니다. 각 트랙 간의 유려한 호흡과 완벽한 템포 설계는 단순한 댄스 컴필레이션을 넘어 후대 일렉트로닉 팝 음악의 구성적 기틀을 완성한 역사적 가치를 지닙니다.</w:t>
+      </w:r>
+    </w:p>
+    <w:p>
+      <w:pPr>
+        <w:spacing w:line="324" w:lineRule="auto" w:after="80"/>
+      </w:pPr>
+      <w:r>
+        <w:rPr w:rFonts="맑은 고딕">
+          <w:rFonts w:ascii="맑은 고딕" w:hAnsi="맑은 고딕" w:eastAsia="맑은 고딕"/>
+          <w:b w:val="0"/>
+          <w:color w:val="6B7280"/>
+          <w:sz w:val="21"/>
+        </w:rPr>
+        <w:t xml:space="preserve">· </w:t>
+      </w:r>
+      <w:r>
+        <w:rPr w:rFonts="맑은 고딕">
+          <w:rFonts w:ascii="맑은 고딕" w:hAnsi="맑은 고딕" w:eastAsia="맑은 고딕"/>
+          <w:b/>
+          <w:color w:val="1F2937"/>
+          <w:sz w:val="21"/>
+        </w:rPr>
+        <w:t xml:space="preserve">시대의 흔적(스토리텔링): </w:t>
+      </w:r>
+      <w:r>
+        <w:rPr w:rFonts="맑은 고딕">
+          <w:rFonts w:ascii="맑은 고딕" w:hAnsi="맑은 고딕" w:eastAsia="맑은 고딕"/>
+          <w:b w:val="0"/>
+          <w:sz w:val="21"/>
+        </w:rPr>
+        <w:t>새로운 밀레니엄을 목전에 두고 기대와 불안이 공존하던 1990년대 말, 음악 하나로 서로의 온기를 나누며 새벽을 밝혔던 청춘들의 심장 박동과 시대적 낭만이 고스란히 각인되어 있습니다. 턴테이블 위에서 회전하는 음반의 묵직한 베이스는 그 시절 밤거리를 수놓았던 네온사인과 젊은 날의 해방감을 아련하게 소환합니다.</w:t>
+      </w:r>
+    </w:p>
+    <w:p>
+      <w:pPr>
+        <w:spacing w:line="324" w:lineRule="auto" w:before="200" w:after="80"/>
+      </w:pPr>
+      <w:r>
+        <w:rPr w:rFonts="맑은 고딕">
+          <w:rFonts w:ascii="맑은 고딕" w:hAnsi="맑은 고딕" w:eastAsia="맑은 고딕"/>
+          <w:b/>
+          <w:color w:val="1E3A8A"/>
+          <w:sz w:val="24"/>
+        </w:rPr>
+        <w:t>4. 주요 수록곡 및 감상 제언</w:t>
+      </w:r>
+    </w:p>
+    <w:p>
+      <w:pPr>
+        <w:spacing w:line="324" w:lineRule="auto" w:after="80"/>
+      </w:pPr>
+      <w:r>
+        <w:rPr w:rFonts="맑은 고딕">
+          <w:rFonts w:ascii="맑은 고딕" w:hAnsi="맑은 고딕" w:eastAsia="맑은 고딕"/>
+          <w:b w:val="0"/>
+          <w:color w:val="6B7280"/>
+          <w:sz w:val="21"/>
+        </w:rPr>
+        <w:t xml:space="preserve">· </w:t>
+      </w:r>
+      <w:r>
+        <w:rPr w:rFonts="맑은 고딕">
+          <w:rFonts w:ascii="맑은 고딕" w:hAnsi="맑은 고딕" w:eastAsia="맑은 고딕"/>
+          <w:b/>
+          <w:color w:val="1F2937"/>
+          <w:sz w:val="21"/>
+        </w:rPr>
+        <w:t xml:space="preserve">주요 수록곡 특징: </w:t>
+      </w:r>
+      <w:r>
+        <w:rPr w:rFonts="맑은 고딕">
+          <w:rFonts w:ascii="맑은 고딕" w:hAnsi="맑은 고딕" w:eastAsia="맑은 고딕"/>
+          <w:b w:val="0"/>
+          <w:sz w:val="21"/>
+        </w:rPr>
+        <w:t>1998년대를 풍미했던 세련된 하우스 비트와 유로 팝 감성의 익스텐디드 리믹스 트랙들이 수록되어 있으며, 길고 드라마틱하게 이어지는 인트로와 아웃트로 속에서 고조되는 멜로디의 서정성이 일품입니다. 클럽 믹스 특유의 쾌감뿐만 아니라, 풍성한 화성과 멜로디 라인이 주는 깊은 울림이 돋보입니다.</w:t>
+      </w:r>
+    </w:p>
+    <w:p>
+      <w:pPr>
+        <w:spacing w:line="324" w:lineRule="auto" w:after="80"/>
+      </w:pPr>
+      <w:r>
+        <w:rPr w:rFonts="맑은 고딕">
+          <w:rFonts w:ascii="맑은 고딕" w:hAnsi="맑은 고딕" w:eastAsia="맑은 고딕"/>
+          <w:b w:val="0"/>
+          <w:color w:val="6B7280"/>
+          <w:sz w:val="21"/>
+        </w:rPr>
+        <w:t xml:space="preserve">· </w:t>
+      </w:r>
+      <w:r>
+        <w:rPr w:rFonts="맑은 고딕">
+          <w:rFonts w:ascii="맑은 고딕" w:hAnsi="맑은 고딕" w:eastAsia="맑은 고딕"/>
+          <w:b/>
+          <w:color w:val="1F2937"/>
+          <w:sz w:val="21"/>
+        </w:rPr>
+        <w:t xml:space="preserve">빈티지 감상 제언: </w:t>
+      </w:r>
+      <w:r>
+        <w:rPr w:rFonts="맑은 고딕">
+          <w:rFonts w:ascii="맑은 고딕" w:hAnsi="맑은 고딕" w:eastAsia="맑은 고딕"/>
+          <w:b w:val="0"/>
+          <w:sz w:val="21"/>
+        </w:rPr>
+        <w:t>12인치 DJ 전용 프레싱 바이닐답게 소리골의 폭이 넓고 깊어, 통상적인 정규 LP보다 훨씬 광대역의 다이내믹 레인지를 자랑합니다. 탄탄한 저역 재생력을 갖춘 다이렉트 드라이브 턴테이블과 따뜻한 질감을 보계해 주는 진공관 포노 앰프를 매칭하여 감상할 때, 묵직하게 가슴을 울리는 킥 드럼과 공간을 감싸는 신시사이저의 잔향이 경이로운 현장감을 선사합니다.</w:t>
+      </w:r>
+    </w:p>
+    <w:p>
+      <w:pPr>
+        <w:spacing w:line="324" w:lineRule="auto" w:after="80"/>
+      </w:pPr>
+      <w:r>
+        <w:rPr w:rFonts="맑은 고딕">
+          <w:rFonts w:ascii="맑은 고딕" w:hAnsi="맑은 고딕" w:eastAsia="맑은 고딕"/>
+          <w:b w:val="0"/>
+          <w:color w:val="6B7280"/>
+          <w:sz w:val="21"/>
+        </w:rPr>
+        <w:t xml:space="preserve">· </w:t>
+      </w:r>
+      <w:r>
+        <w:rPr w:rFonts="맑은 고딕">
+          <w:rFonts w:ascii="맑은 고딕" w:hAnsi="맑은 고딕" w:eastAsia="맑은 고딕"/>
+          <w:b/>
+          <w:color w:val="1F2937"/>
+          <w:sz w:val="21"/>
+        </w:rPr>
+        <w:t xml:space="preserve">소장 가치: </w:t>
+      </w:r>
+      <w:r>
+        <w:rPr w:rFonts="맑은 고딕">
+          <w:rFonts w:ascii="맑은 고딕" w:hAnsi="맑은 고딕" w:eastAsia="맑은 고딕"/>
+          <w:b w:val="0"/>
+          <w:sz w:val="21"/>
+        </w:rPr>
+        <w:t>엄격한 한정 수량으로 프로페셔널 DJ들에게만 제공되었던 태생적 희소성과 더불어, 1990년대 아날로그 믹스 문화의 정수를 원판 그대로 간직하고 있다는 점에서 LP 컬렉터라면 결코 지나칠 수 없는 높은 소장 가치를 지닙니다.</w:t>
+      </w:r>
+    </w:p>
+    <w:p>
+      <w:pPr>
+        <w:spacing w:line="324" w:lineRule="auto" w:after="120" w:before="160"/>
+      </w:pPr>
+      <w:r>
+        <w:rPr w:rFonts="맑은 고딕">
+          <w:rFonts w:ascii="맑은 고딕" w:hAnsi="맑은 고딕" w:eastAsia="맑은 고딕"/>
+          <w:b/>
+          <w:color w:val="4338CA"/>
+          <w:sz w:val="21"/>
+        </w:rPr>
+        <w:t>이 음반을 통해 아날로그 바늘 끝에서 피어나는 90년대 댄스 플로어의 찬란한 열기와 그 시절 청춘의 낭만이 전해주는 감동을 다시 한번 경험해 보시는 것은 어떨까요?</w:t>
       </w:r>
     </w:p>
     <w:sectPr>
       <w:pgSz w:w="12240" w:h="15840"/>
-      <w:pgMar w:top="1440" w:right="1440" w:bottom="1440" w:left="1440" w:header="720" w:footer="720" w:gutter="0"/>
+      <w:pgMar w:top="1152" w:right="1296" w:bottom="1152" w:left="1296" w:header="720" w:footer="720" w:gutter="0"/>
       <w:cols w:space="720"/>
       <w:docGrid w:linePitch="360"/>
     </w:sectPr>

--- a/word_reports/LP_0379_위치_401_X-Mix_Issue Thirty Two.docx
+++ b/word_reports/LP_0379_위치_401_X-Mix_Issue Thirty Two.docx
@@ -32,7 +32,7 @@
     </w:p>
     <w:p>
       <w:pPr>
-        <w:spacing w:line="324" w:lineRule="auto" w:before="80" w:after="160"/>
+        <w:spacing w:line="324" w:lineRule="auto" w:before="80" w:after="120"/>
       </w:pPr>
       <w:r>
         <w:rPr w:rFonts="맑은 고딕">
@@ -42,13 +42,6 @@
           <w:sz w:val="22"/>
         </w:rPr>
         <w:t xml:space="preserve">[음반 소개] </w:t>
-      </w:r>
-      <w:r>
-        <w:rPr w:rFonts="맑은 고딕">
-          <w:rFonts w:ascii="맑은 고딕" w:hAnsi="맑은 고딕" w:eastAsia="맑은 고딕"/>
-          <w:b w:val="0"/>
-          <w:sz w:val="21"/>
-        </w:rPr>
       </w:r>
     </w:p>
     <w:p>
@@ -61,7 +54,33 @@
           <w:b w:val="0"/>
           <w:sz w:val="21"/>
         </w:rPr>
-        <w:t>‘X-Mix (X-믹스)’의 《Issue Thirty Two》는 1990년대 후반, 세계 댄스 플로어의 밤을 찬란하게 수놓았던 클럽 문화의 정점과 바이닐 리믹스 예술의 정수를 고스란히 담아낸 기념비적인 음반입니다. 오리지널 팝과 댄스 트랙이 지닌 본래의 서정을 해치지 않으면서도, 정교한 비트와 감각적인 편곡을 덧입혀 시대의 숨결을 아날로그 소리골(Groove) 속에 생생하게 직조해 냈습니다. 세기말의 공기와 열정 어린 청춘의 고동이 교차하던 그 시절의 찬란한 에너지를 우아하면서도 역동적인 사운드로 되살려낸, 팝 역사 속 소중한 기록물입니다.</w:t>
+        <w:t>1990년대 후반은 팝 음악의 황금기와 클럽 댄스 컬처가 아날로그 바이닐의 정점에서 찬란하게 교차하던 시대였습니다. 그 중심에서 전 세계 전문 DJ들과 클럽 신의 사운드를 선도하며 독보적인 리믹스 미학을 정립했던 리믹스 레이블 ‘X-Mix’는, 단순한 원곡의 변주를 넘어 대중음악을 확장된 예술적 서사로 재탄생시키는 촉매제 역할을 담당했습니다. 그들의 서른두 번째 결실인 『Issue Thirty Two』는 밀레니엄을 목전에 둔 1990년대 말, 감각적인 하우스 비트와 유려한 멜로디의 팝 사운드가 완벽한 조화를 이루며 클럽 문화의 정수를 새겨 넣은 기념비적인 음반입니다.</w:t>
+      </w:r>
+    </w:p>
+    <w:p>
+      <w:pPr>
+        <w:spacing w:line="324" w:lineRule="auto" w:after="120"/>
+      </w:pPr>
+      <w:r>
+        <w:rPr w:rFonts="맑은 고딕">
+          <w:rFonts w:ascii="맑은 고딕" w:hAnsi="맑은 고딕" w:eastAsia="맑은 고딕"/>
+          <w:b w:val="0"/>
+          <w:sz w:val="21"/>
+        </w:rPr>
+        <w:t>이 앨범은 당대 빌보드 차트와 유럽 댄스 플로어를 뜨겁게 달구었던 명곡들을 엄선하여, 오직 12인치 바이닐만이 품어낼 수 있는 광활한 다이내믹 레인지와 호흡이 긴 익스텐디드 편곡으로 재구성했습니다. 거친 기계적 울림 대신, 보컬의 서정성과 신디사이저의 온기 있는 아날로그 패드를 섬세하게 쌓아 올려 청자에게 격정적이면서도 세련된 해방감을 선사합니다. 상업적 히트곡들이 품고 있던 멜로디의 미학을 DJ 특유의 시선으로 해체하고 재조립한 트랙들은 찰나의 유행을 넘어 하나의 독자적인 음악적 완성도를 증명해 냅니다.</w:t>
+      </w:r>
+    </w:p>
+    <w:p>
+      <w:pPr>
+        <w:spacing w:line="324" w:lineRule="auto" w:after="120"/>
+      </w:pPr>
+      <w:r>
+        <w:rPr w:rFonts="맑은 고딕">
+          <w:rFonts w:ascii="맑은 고딕" w:hAnsi="맑은 고딕" w:eastAsia="맑은 고딕"/>
+          <w:b w:val="0"/>
+          <w:sz w:val="21"/>
+        </w:rPr>
+        <w:t>세월이 흘러 수많은 디지털 음원이 범람하는 오늘날에도, 『Issue Thirty Two』의 그루브 깊숙이 새겨진 소리들은 바래지 않는 낭만과 활력을 전해줍니다. 주말 밤 어두운 클럽의 핀 조명 아래서 턴테이블의 바늘을 타고 흘러나오던 그 시절 청춘들의 환희와 고동치는 심장 소리가 고스란히 담겨 있는 이 앨범은, 90년대 댄스 뮤직이 도달했던 프로덕션의 미학적 정점을 증언하는 소중한 타임캡슐과도 같습니다.</w:t>
       </w:r>
     </w:p>
     <w:p>
@@ -129,37 +148,6 @@
           <w:color w:val="1F2937"/>
           <w:sz w:val="21"/>
         </w:rPr>
-        <w:t xml:space="preserve">아티스트: </w:t>
-      </w:r>
-      <w:r>
-        <w:rPr w:rFonts="맑은 고딕">
-          <w:rFonts w:ascii="맑은 고딕" w:hAnsi="맑은 고딕" w:eastAsia="맑은 고딕"/>
-          <w:b w:val="0"/>
-          <w:sz w:val="21"/>
-        </w:rPr>
-        <w:t>X-Mix (X-믹스)</w:t>
-      </w:r>
-    </w:p>
-    <w:p>
-      <w:pPr>
-        <w:spacing w:line="324" w:lineRule="auto" w:after="80"/>
-      </w:pPr>
-      <w:r>
-        <w:rPr w:rFonts="맑은 고딕">
-          <w:rFonts w:ascii="맑은 고딕" w:hAnsi="맑은 고딕" w:eastAsia="맑은 고딕"/>
-          <w:b w:val="0"/>
-          <w:color w:val="6B7280"/>
-          <w:sz w:val="21"/>
-        </w:rPr>
-        <w:t xml:space="preserve">· </w:t>
-      </w:r>
-      <w:r>
-        <w:rPr w:rFonts="맑은 고딕">
-          <w:rFonts w:ascii="맑은 고딕" w:hAnsi="맑은 고딕" w:eastAsia="맑은 고딕"/>
-          <w:b/>
-          <w:color w:val="1F2937"/>
-          <w:sz w:val="21"/>
-        </w:rPr>
         <w:t xml:space="preserve">발매 정보: </w:t>
       </w:r>
       <w:r>
@@ -168,7 +156,7 @@
           <w:b w:val="0"/>
           <w:sz w:val="21"/>
         </w:rPr>
-        <w:t>1990년대 후반(1998년경) 미국 보스턴에 본거지를 둔 전설적인 리믹스 프로덕션 'X-Mix'에서 정식 발매한 프로모션 한정 더블 LP 음반으로, 상업용 발매가 아닌 엄선된 전문 DJ와 라디오 방송용으로 특별 프레싱된 역사적 배경을 지니고 있습니다.</w:t>
+        <w:t>1990년대 후반(1998~1999년경) 미국 X-Mix 프로덕션을 통해 전문 클럽 DJ 및 셀렉터 전용의 프로모션 12인치 바이닐(DJ Promo Series)로 정식 발매되었습니다.</w:t>
       </w:r>
     </w:p>
     <w:p>
@@ -199,7 +187,7 @@
           <w:b w:val="0"/>
           <w:sz w:val="21"/>
         </w:rPr>
-        <w:t>일반 레코드 숍을 통한 대량 유통이 아닌 회원제 DJ 서브스크립션 형태로만 배포되었음에도 불구하고, 전 세계 클럽과 댄스 차트의 유행을 주도하며 발매 즉시 전문 수집가들과 클러버들 사이에서 프리미엄이 붙을 만큼 독보적인 인기를 구가했습니다.</w:t>
+        <w:t>일반 대중 매장 유통이 아닌 전문 DJ 구독 및 프로모션용 한정 프레싱이었음에도 불구하고, 전 세계 주요 클럽과 댄스 차트 DJ들에게 필청 음반으로 꼽히며 발매 즉시 희소성과 더불어 압도적인 클럽 플레이 횟수를 기록했습니다.</w:t>
       </w:r>
     </w:p>
     <w:p>
@@ -230,7 +218,7 @@
           <w:b w:val="0"/>
           <w:sz w:val="21"/>
         </w:rPr>
-        <w:t>주류 대중음악상의 카테고리를 넘어, 전 세계 DJ 씬과 댄스 뮤직 프로듀서 연맹으로부터 당대 최고의 믹싱 완성도와 독창적인 트랙 재해석 능력을 인정받으며 클럽 믹스 시리즈의 표준으로 공인받았습니다.</w:t>
+        <w:t>제도권의 상업적 어워드를 넘어, 전 세계 전문 DJ 협회 및 댄스 뮤직 씬에서 최고의 믹싱 퀄리티와 플로어 장악력을 지닌 리믹스 서비스 시리즈로 독보적인 찬사를 받았습니다.</w:t>
       </w:r>
     </w:p>
     <w:p>
@@ -275,7 +263,7 @@
           <w:b w:val="0"/>
           <w:sz w:val="21"/>
         </w:rPr>
-        <w:t>미국</w:t>
+        <w:t>미국 (USA)</w:t>
       </w:r>
     </w:p>
     <w:p>
@@ -306,7 +294,7 @@
           <w:b w:val="0"/>
           <w:sz w:val="21"/>
         </w:rPr>
-        <w:t>1990년대 초 결성</w:t>
+        <w:t>1990년대 초반 결성 (DJ/프로듀서 연합 콜렉티브)</w:t>
       </w:r>
     </w:p>
     <w:p>
@@ -337,7 +325,7 @@
           <w:b w:val="0"/>
           <w:sz w:val="21"/>
         </w:rPr>
-        <w:t>프로듀서 및 전문 DJ 리믹서 콜렉티브</w:t>
+        <w:t>전문 리믹서 및 프로듀서 연합 프로젝트 (아르망 반 헬덴 등 정상급 DJ들이 참여한 레이블/프로젝트)</w:t>
       </w:r>
     </w:p>
     <w:p>
@@ -368,7 +356,7 @@
           <w:b w:val="0"/>
           <w:sz w:val="21"/>
         </w:rPr>
-        <w:t>X-Mix는 혁신적인 사운드 엔지니어링과 탁월한 음악적 감각으로 무장한 최정상급 DJ 및 프로듀서들이 결성한 리믹스 레이블이자 프로젝트 팀입니다. 당대 최고의 팝, 유로댄스, 하우스 명곡들을 플로어에 최적화된 서정적이고도 강렬한 사운드로 탈바꿈시키며 1990년대 바이닐 믹스 문화를 예술의 반열로 끌어올린 선구자로 평가받습니다.</w:t>
+        <w:t>X-Mix는 보스턴과 뉴욕을 중심으로 활동하던 최정상급 DJ와 프로듀서들이 결성한 리믹스 레이블이자 프로덕션 연합입니다. 기존 팝 음악의 뼈대를 해치지 않으면서도 클럽 플로어에 최적화된 그루브와 풍성한 베이스라인을 창조해 내며, 현대 댄스 리믹스를 하나의 독립된 예술 영역으로 끌어올렸습니다.</w:t>
       </w:r>
     </w:p>
     <w:p>
@@ -413,7 +401,7 @@
           <w:b w:val="0"/>
           <w:sz w:val="21"/>
         </w:rPr>
-        <w:t>디지털 음원이 대두되기 직전, 순수한 12인치 아날로그 바이닐을 통해 전달되던 리믹스 문화의 황금기를 증언하는 앨범입니다. 각 트랙 간의 유려한 호흡과 완벽한 템포 설계는 단순한 댄스 컴필레이션을 넘어 후대 일렉트로닉 팝 음악의 구성적 기틀을 완성한 역사적 가치를 지닙니다.</w:t>
+        <w:t>밀레니엄을 앞둔 90년대 후반, 팝과 하우스, 유로 댄스가 융합되던 과도기적 사운드를 완벽하게 조망한 앨범입니다. 원곡의 보컬 훅을 드라마틱하게 극대화하면서도 긴 호흡의 빌드업과 드롭을 유려하게 엮어낸 편곡은 오늘날 EDM 및 하우스 음악의 교과서적인 형식을 제시했습니다.</w:t>
       </w:r>
     </w:p>
     <w:p>
@@ -444,7 +432,7 @@
           <w:b w:val="0"/>
           <w:sz w:val="21"/>
         </w:rPr>
-        <w:t>새로운 밀레니엄을 목전에 두고 기대와 불안이 공존하던 1990년대 말, 음악 하나로 서로의 온기를 나누며 새벽을 밝혔던 청춘들의 심장 박동과 시대적 낭만이 고스란히 각인되어 있습니다. 턴테이블 위에서 회전하는 음반의 묵직한 베이스는 그 시절 밤거리를 수놓았던 네온사인과 젊은 날의 해방감을 아련하게 소환합니다.</w:t>
+        <w:t>20세기의 종막과 새로운 천년을 향한 설렘, 그리고 불확실성이 공존하던 90년대 말 청춘들의 해방구는 클럽이었습니다. 턴테이블 위에서 회전하는 이 음반의 비트는 불안을 떨쳐내고 순수한 리듬에 몸을 맡기던 당시 젊은이들의 열정과 자유로운 낭만을 고스란히 투영하고 있습니다.</w:t>
       </w:r>
     </w:p>
     <w:p>
@@ -489,7 +477,7 @@
           <w:b w:val="0"/>
           <w:sz w:val="21"/>
         </w:rPr>
-        <w:t>1998년대를 풍미했던 세련된 하우스 비트와 유로 팝 감성의 익스텐디드 리믹스 트랙들이 수록되어 있으며, 길고 드라마틱하게 이어지는 인트로와 아웃트로 속에서 고조되는 멜로디의 서정성이 일품입니다. 클럽 믹스 특유의 쾌감뿐만 아니라, 풍성한 화성과 멜로디 라인이 주는 깊은 울림이 돋보입니다.</w:t>
+        <w:t>앨범을 수놓는 대표 트랙들은 당대 최고의 디바 보컬 팝 넘버들을 베이스로 한 감각적인 하우스 믹스와 드라이브감 넘치는 퍼커션이 돋보이는 클럽 믹스들입니다. 섬세한 브레이크다운 구간에서 폭발하는 신스 멜로디와 인간적인 보컬의 온기는 단순한 댄스 트랙을 넘어 깊은 카타르시스를 자아냅니다.</w:t>
       </w:r>
     </w:p>
     <w:p>
@@ -520,7 +508,7 @@
           <w:b w:val="0"/>
           <w:sz w:val="21"/>
         </w:rPr>
-        <w:t>12인치 DJ 전용 프레싱 바이닐답게 소리골의 폭이 넓고 깊어, 통상적인 정규 LP보다 훨씬 광대역의 다이내믹 레인지를 자랑합니다. 탄탄한 저역 재생력을 갖춘 다이렉트 드라이브 턴테이블과 따뜻한 질감을 보계해 주는 진공관 포노 앰프를 매칭하여 감상할 때, 묵직하게 가슴을 울리는 킥 드럼과 공간을 감싸는 신시사이저의 잔향이 경이로운 현장감을 선사합니다.</w:t>
+        <w:t>12인치 45RPM 혹은 33RPM의 깊고 넓은 소리골에서 피어나는 묵직한 아날로그 킥 드럼과 풍성한 서브 베이스의 타격감이 압권입니다. 진공관 앰프의 따스한 배음과 호른형 스피커를 매칭해 감상한다면, 디지털 음원에서 결코 느낄 수 없는 공간을 가득 채우는 펀치력과 현장감 넘치는 공기감을 만끽할 수 있습니다.</w:t>
       </w:r>
     </w:p>
     <w:p>
@@ -551,7 +539,7 @@
           <w:b w:val="0"/>
           <w:sz w:val="21"/>
         </w:rPr>
-        <w:t>엄격한 한정 수량으로 프로페셔널 DJ들에게만 제공되었던 태생적 희소성과 더불어, 1990년대 아날로그 믹스 문화의 정수를 원판 그대로 간직하고 있다는 점에서 LP 컬렉터라면 결코 지나칠 수 없는 높은 소장 가치를 지닙니다.</w:t>
+        <w:t>정규 유통반과 달리 한정 수량으로 프로 DJ들에게만 배포되었던 프로모션 바이닐 특성상 현시점에서 완벽한 보존 상태의 음반을 찾기 매우 어렵습니다. 90년대 댄스 뮤직 르네상스의 정점을 간직한 역사적 희소성과 탁월한 음향적 완성도를 겸비한 수집가들의 머스트 헤브(Must-have) 아이템입니다.</w:t>
       </w:r>
     </w:p>
     <w:p>
@@ -565,7 +553,7 @@
           <w:color w:val="4338CA"/>
           <w:sz w:val="21"/>
         </w:rPr>
-        <w:t>이 음반을 통해 아날로그 바늘 끝에서 피어나는 90년대 댄스 플로어의 찬란한 열기와 그 시절 청춘의 낭만이 전해주는 감동을 다시 한번 경험해 보시는 것은 어떨까요?</w:t>
+        <w:t>이 음반을 통해 아날로그 턴테이블 위에서 찬란하게 피어나는 90년대 클럽 씬의 뜨거운 열기와 서정적인 비트가 전해주는 감동을 다시 한번 경험해 보시는 것은 어떨까요?</w:t>
       </w:r>
     </w:p>
     <w:sectPr>
